--- a/Coursework-Reports/Filip_Rak_Patrycja_Pitala_5.docx
+++ b/Coursework-Reports/Filip_Rak_Patrycja_Pitala_5.docx
@@ -876,18 +876,6 @@
     </w:p>
     <w:p>
       <w:pPr>
-        <w:rPr>
-          <w:rFonts w:ascii="Times New Roman" w:cs="Times New Roman" w:eastAsia="Times New Roman" w:hAnsi="Times New Roman"/>
-        </w:rPr>
-      </w:pPr>
-      <w:r>
-        <w:rPr>
-          <w:rtl w:val="0"/>
-        </w:rPr>
-      </w:r>
-    </w:p>
-    <w:p>
-      <w:pPr>
         <w:shd w:fill="1f1f1f" w:val="clear"/>
         <w:spacing w:line="325.71428571428567" w:lineRule="auto"/>
         <w:ind w:left="566.9291338582675" w:right="526.0629921259857" w:firstLine="0"/>
@@ -1580,6 +1568,2066 @@
           <w:rFonts w:ascii="Times New Roman" w:cs="Times New Roman" w:eastAsia="Times New Roman" w:hAnsi="Times New Roman"/>
         </w:rPr>
       </w:pPr>
+      <w:r>
+        <w:rPr>
+          <w:rtl w:val="0"/>
+        </w:rPr>
+      </w:r>
+    </w:p>
+    <w:p>
+      <w:pPr>
+        <w:rPr>
+          <w:rFonts w:ascii="Times New Roman" w:cs="Times New Roman" w:eastAsia="Times New Roman" w:hAnsi="Times New Roman"/>
+          <w:b w:val="1"/>
+        </w:rPr>
+      </w:pPr>
+      <w:r>
+        <w:rPr>
+          <w:rFonts w:ascii="Times New Roman" w:cs="Times New Roman" w:eastAsia="Times New Roman" w:hAnsi="Times New Roman"/>
+          <w:b w:val="1"/>
+          <w:rtl w:val="0"/>
+        </w:rPr>
+        <w:t xml:space="preserve">Wczytywanie modelu:</w:t>
+      </w:r>
+    </w:p>
+    <w:p>
+      <w:pPr>
+        <w:rPr>
+          <w:rFonts w:ascii="Times New Roman" w:cs="Times New Roman" w:eastAsia="Times New Roman" w:hAnsi="Times New Roman"/>
+        </w:rPr>
+      </w:pPr>
+      <w:r>
+        <w:rPr>
+          <w:rtl w:val="0"/>
+        </w:rPr>
+      </w:r>
+    </w:p>
+    <w:p>
+      <w:pPr>
+        <w:rPr>
+          <w:rFonts w:ascii="Times New Roman" w:cs="Times New Roman" w:eastAsia="Times New Roman" w:hAnsi="Times New Roman"/>
+        </w:rPr>
+      </w:pPr>
+      <w:r>
+        <w:rPr>
+          <w:rFonts w:ascii="Times New Roman" w:cs="Times New Roman" w:eastAsia="Times New Roman" w:hAnsi="Times New Roman"/>
+          <w:rtl w:val="0"/>
+        </w:rPr>
+        <w:t xml:space="preserve">W celu korzystania z modelu bez jego ponownego trenowania dodany został skrypt ładujący wagi przetrenowanego modelu oraz testujący go na zbiorze zdjęć testowych.</w:t>
+      </w:r>
+    </w:p>
+    <w:p>
+      <w:pPr>
+        <w:rPr>
+          <w:rFonts w:ascii="Times New Roman" w:cs="Times New Roman" w:eastAsia="Times New Roman" w:hAnsi="Times New Roman"/>
+        </w:rPr>
+      </w:pPr>
+      <w:r>
+        <w:rPr>
+          <w:rtl w:val="0"/>
+        </w:rPr>
+      </w:r>
+    </w:p>
+    <w:p>
+      <w:pPr>
+        <w:shd w:fill="1f1f1f" w:val="clear"/>
+        <w:spacing w:line="325.71428571428567" w:lineRule="auto"/>
+        <w:rPr>
+          <w:rFonts w:ascii="Courier New" w:cs="Courier New" w:eastAsia="Courier New" w:hAnsi="Courier New"/>
+          <w:color w:val="6a9955"/>
+          <w:sz w:val="21"/>
+          <w:szCs w:val="21"/>
+        </w:rPr>
+      </w:pPr>
+      <w:r>
+        <w:rPr>
+          <w:rFonts w:ascii="Courier New" w:cs="Courier New" w:eastAsia="Courier New" w:hAnsi="Courier New"/>
+          <w:color w:val="6a9955"/>
+          <w:sz w:val="21"/>
+          <w:szCs w:val="21"/>
+          <w:rtl w:val="0"/>
+        </w:rPr>
+        <w:t xml:space="preserve"># Load model</w:t>
+      </w:r>
+    </w:p>
+    <w:p>
+      <w:pPr>
+        <w:shd w:fill="1f1f1f" w:val="clear"/>
+        <w:spacing w:line="325.71428571428567" w:lineRule="auto"/>
+        <w:rPr>
+          <w:rFonts w:ascii="Courier New" w:cs="Courier New" w:eastAsia="Courier New" w:hAnsi="Courier New"/>
+          <w:color w:val="ce9178"/>
+          <w:sz w:val="21"/>
+          <w:szCs w:val="21"/>
+        </w:rPr>
+      </w:pPr>
+      <w:r>
+        <w:rPr>
+          <w:rFonts w:ascii="Courier New" w:cs="Courier New" w:eastAsia="Courier New" w:hAnsi="Courier New"/>
+          <w:color w:val="9cdcfe"/>
+          <w:sz w:val="21"/>
+          <w:szCs w:val="21"/>
+          <w:rtl w:val="0"/>
+        </w:rPr>
+        <w:t xml:space="preserve">pth_path</w:t>
+      </w:r>
+      <w:r>
+        <w:rPr>
+          <w:rFonts w:ascii="Courier New" w:cs="Courier New" w:eastAsia="Courier New" w:hAnsi="Courier New"/>
+          <w:color w:val="cccccc"/>
+          <w:sz w:val="21"/>
+          <w:szCs w:val="21"/>
+          <w:rtl w:val="0"/>
+        </w:rPr>
+        <w:t xml:space="preserve"> </w:t>
+      </w:r>
+      <w:r>
+        <w:rPr>
+          <w:rFonts w:ascii="Courier New" w:cs="Courier New" w:eastAsia="Courier New" w:hAnsi="Courier New"/>
+          <w:color w:val="d4d4d4"/>
+          <w:sz w:val="21"/>
+          <w:szCs w:val="21"/>
+          <w:rtl w:val="0"/>
+        </w:rPr>
+        <w:t xml:space="preserve">=</w:t>
+      </w:r>
+      <w:r>
+        <w:rPr>
+          <w:rFonts w:ascii="Courier New" w:cs="Courier New" w:eastAsia="Courier New" w:hAnsi="Courier New"/>
+          <w:color w:val="cccccc"/>
+          <w:sz w:val="21"/>
+          <w:szCs w:val="21"/>
+          <w:rtl w:val="0"/>
+        </w:rPr>
+        <w:t xml:space="preserve"> </w:t>
+      </w:r>
+      <w:r>
+        <w:rPr>
+          <w:rFonts w:ascii="Courier New" w:cs="Courier New" w:eastAsia="Courier New" w:hAnsi="Courier New"/>
+          <w:color w:val="ce9178"/>
+          <w:sz w:val="21"/>
+          <w:szCs w:val="21"/>
+          <w:rtl w:val="0"/>
+        </w:rPr>
+        <w:t xml:space="preserve">"output/V2/….pth"</w:t>
+      </w:r>
+    </w:p>
+    <w:p>
+      <w:pPr>
+        <w:shd w:fill="1f1f1f" w:val="clear"/>
+        <w:spacing w:line="325.71428571428567" w:lineRule="auto"/>
+        <w:rPr>
+          <w:rFonts w:ascii="Courier New" w:cs="Courier New" w:eastAsia="Courier New" w:hAnsi="Courier New"/>
+          <w:color w:val="cccccc"/>
+          <w:sz w:val="21"/>
+          <w:szCs w:val="21"/>
+        </w:rPr>
+      </w:pPr>
+      <w:r>
+        <w:rPr>
+          <w:rFonts w:ascii="Courier New" w:cs="Courier New" w:eastAsia="Courier New" w:hAnsi="Courier New"/>
+          <w:color w:val="9cdcfe"/>
+          <w:sz w:val="21"/>
+          <w:szCs w:val="21"/>
+          <w:rtl w:val="0"/>
+        </w:rPr>
+        <w:t xml:space="preserve">checkpoint</w:t>
+      </w:r>
+      <w:r>
+        <w:rPr>
+          <w:rFonts w:ascii="Courier New" w:cs="Courier New" w:eastAsia="Courier New" w:hAnsi="Courier New"/>
+          <w:color w:val="cccccc"/>
+          <w:sz w:val="21"/>
+          <w:szCs w:val="21"/>
+          <w:rtl w:val="0"/>
+        </w:rPr>
+        <w:t xml:space="preserve"> </w:t>
+      </w:r>
+      <w:r>
+        <w:rPr>
+          <w:rFonts w:ascii="Courier New" w:cs="Courier New" w:eastAsia="Courier New" w:hAnsi="Courier New"/>
+          <w:color w:val="d4d4d4"/>
+          <w:sz w:val="21"/>
+          <w:szCs w:val="21"/>
+          <w:rtl w:val="0"/>
+        </w:rPr>
+        <w:t xml:space="preserve">=</w:t>
+      </w:r>
+      <w:r>
+        <w:rPr>
+          <w:rFonts w:ascii="Courier New" w:cs="Courier New" w:eastAsia="Courier New" w:hAnsi="Courier New"/>
+          <w:color w:val="cccccc"/>
+          <w:sz w:val="21"/>
+          <w:szCs w:val="21"/>
+          <w:rtl w:val="0"/>
+        </w:rPr>
+        <w:t xml:space="preserve"> </w:t>
+      </w:r>
+      <w:r>
+        <w:rPr>
+          <w:rFonts w:ascii="Courier New" w:cs="Courier New" w:eastAsia="Courier New" w:hAnsi="Courier New"/>
+          <w:color w:val="4ec9b0"/>
+          <w:sz w:val="21"/>
+          <w:szCs w:val="21"/>
+          <w:rtl w:val="0"/>
+        </w:rPr>
+        <w:t xml:space="preserve">torch</w:t>
+      </w:r>
+      <w:r>
+        <w:rPr>
+          <w:rFonts w:ascii="Courier New" w:cs="Courier New" w:eastAsia="Courier New" w:hAnsi="Courier New"/>
+          <w:color w:val="cccccc"/>
+          <w:sz w:val="21"/>
+          <w:szCs w:val="21"/>
+          <w:rtl w:val="0"/>
+        </w:rPr>
+        <w:t xml:space="preserve">.</w:t>
+      </w:r>
+      <w:r>
+        <w:rPr>
+          <w:rFonts w:ascii="Courier New" w:cs="Courier New" w:eastAsia="Courier New" w:hAnsi="Courier New"/>
+          <w:color w:val="dcdcaa"/>
+          <w:sz w:val="21"/>
+          <w:szCs w:val="21"/>
+          <w:rtl w:val="0"/>
+        </w:rPr>
+        <w:t xml:space="preserve">load</w:t>
+      </w:r>
+      <w:r>
+        <w:rPr>
+          <w:rFonts w:ascii="Courier New" w:cs="Courier New" w:eastAsia="Courier New" w:hAnsi="Courier New"/>
+          <w:color w:val="cccccc"/>
+          <w:sz w:val="21"/>
+          <w:szCs w:val="21"/>
+          <w:rtl w:val="0"/>
+        </w:rPr>
+        <w:t xml:space="preserve">(</w:t>
+      </w:r>
+      <w:r>
+        <w:rPr>
+          <w:rFonts w:ascii="Courier New" w:cs="Courier New" w:eastAsia="Courier New" w:hAnsi="Courier New"/>
+          <w:color w:val="9cdcfe"/>
+          <w:sz w:val="21"/>
+          <w:szCs w:val="21"/>
+          <w:rtl w:val="0"/>
+        </w:rPr>
+        <w:t xml:space="preserve">pth_path</w:t>
+      </w:r>
+      <w:r>
+        <w:rPr>
+          <w:rFonts w:ascii="Courier New" w:cs="Courier New" w:eastAsia="Courier New" w:hAnsi="Courier New"/>
+          <w:color w:val="cccccc"/>
+          <w:sz w:val="21"/>
+          <w:szCs w:val="21"/>
+          <w:rtl w:val="0"/>
+        </w:rPr>
+        <w:t xml:space="preserve">, </w:t>
+      </w:r>
+      <w:r>
+        <w:rPr>
+          <w:rFonts w:ascii="Courier New" w:cs="Courier New" w:eastAsia="Courier New" w:hAnsi="Courier New"/>
+          <w:color w:val="9cdcfe"/>
+          <w:sz w:val="21"/>
+          <w:szCs w:val="21"/>
+          <w:rtl w:val="0"/>
+        </w:rPr>
+        <w:t xml:space="preserve">map_location</w:t>
+      </w:r>
+      <w:r>
+        <w:rPr>
+          <w:rFonts w:ascii="Courier New" w:cs="Courier New" w:eastAsia="Courier New" w:hAnsi="Courier New"/>
+          <w:color w:val="d4d4d4"/>
+          <w:sz w:val="21"/>
+          <w:szCs w:val="21"/>
+          <w:rtl w:val="0"/>
+        </w:rPr>
+        <w:t xml:space="preserve">=</w:t>
+      </w:r>
+      <w:r>
+        <w:rPr>
+          <w:rFonts w:ascii="Courier New" w:cs="Courier New" w:eastAsia="Courier New" w:hAnsi="Courier New"/>
+          <w:color w:val="9cdcfe"/>
+          <w:sz w:val="21"/>
+          <w:szCs w:val="21"/>
+          <w:rtl w:val="0"/>
+        </w:rPr>
+        <w:t xml:space="preserve">device</w:t>
+      </w:r>
+      <w:r>
+        <w:rPr>
+          <w:rFonts w:ascii="Courier New" w:cs="Courier New" w:eastAsia="Courier New" w:hAnsi="Courier New"/>
+          <w:color w:val="cccccc"/>
+          <w:sz w:val="21"/>
+          <w:szCs w:val="21"/>
+          <w:rtl w:val="0"/>
+        </w:rPr>
+        <w:t xml:space="preserve">)</w:t>
+      </w:r>
+    </w:p>
+    <w:p>
+      <w:pPr>
+        <w:shd w:fill="1f1f1f" w:val="clear"/>
+        <w:spacing w:line="325.71428571428567" w:lineRule="auto"/>
+        <w:rPr>
+          <w:rFonts w:ascii="Courier New" w:cs="Courier New" w:eastAsia="Courier New" w:hAnsi="Courier New"/>
+          <w:color w:val="9cdcfe"/>
+          <w:sz w:val="21"/>
+          <w:szCs w:val="21"/>
+        </w:rPr>
+      </w:pPr>
+      <w:r>
+        <w:rPr>
+          <w:rFonts w:ascii="Courier New" w:cs="Courier New" w:eastAsia="Courier New" w:hAnsi="Courier New"/>
+          <w:color w:val="9cdcfe"/>
+          <w:sz w:val="21"/>
+          <w:szCs w:val="21"/>
+          <w:rtl w:val="0"/>
+        </w:rPr>
+        <w:t xml:space="preserve">state_dict</w:t>
+      </w:r>
+      <w:r>
+        <w:rPr>
+          <w:rFonts w:ascii="Courier New" w:cs="Courier New" w:eastAsia="Courier New" w:hAnsi="Courier New"/>
+          <w:color w:val="cccccc"/>
+          <w:sz w:val="21"/>
+          <w:szCs w:val="21"/>
+          <w:rtl w:val="0"/>
+        </w:rPr>
+        <w:t xml:space="preserve"> </w:t>
+      </w:r>
+      <w:r>
+        <w:rPr>
+          <w:rFonts w:ascii="Courier New" w:cs="Courier New" w:eastAsia="Courier New" w:hAnsi="Courier New"/>
+          <w:color w:val="d4d4d4"/>
+          <w:sz w:val="21"/>
+          <w:szCs w:val="21"/>
+          <w:rtl w:val="0"/>
+        </w:rPr>
+        <w:t xml:space="preserve">=</w:t>
+      </w:r>
+      <w:r>
+        <w:rPr>
+          <w:rFonts w:ascii="Courier New" w:cs="Courier New" w:eastAsia="Courier New" w:hAnsi="Courier New"/>
+          <w:color w:val="cccccc"/>
+          <w:sz w:val="21"/>
+          <w:szCs w:val="21"/>
+          <w:rtl w:val="0"/>
+        </w:rPr>
+        <w:t xml:space="preserve"> </w:t>
+      </w:r>
+      <w:r>
+        <w:rPr>
+          <w:rFonts w:ascii="Courier New" w:cs="Courier New" w:eastAsia="Courier New" w:hAnsi="Courier New"/>
+          <w:color w:val="9cdcfe"/>
+          <w:sz w:val="21"/>
+          <w:szCs w:val="21"/>
+          <w:rtl w:val="0"/>
+        </w:rPr>
+        <w:t xml:space="preserve">checkpoint</w:t>
+      </w:r>
+    </w:p>
+    <w:p>
+      <w:pPr>
+        <w:shd w:fill="1f1f1f" w:val="clear"/>
+        <w:spacing w:line="325.71428571428567" w:lineRule="auto"/>
+        <w:rPr>
+          <w:rFonts w:ascii="Courier New" w:cs="Courier New" w:eastAsia="Courier New" w:hAnsi="Courier New"/>
+          <w:color w:val="9cdcfe"/>
+          <w:sz w:val="21"/>
+          <w:szCs w:val="21"/>
+        </w:rPr>
+      </w:pPr>
+      <w:r>
+        <w:rPr>
+          <w:rtl w:val="0"/>
+        </w:rPr>
+      </w:r>
+    </w:p>
+    <w:p>
+      <w:pPr>
+        <w:shd w:fill="1f1f1f" w:val="clear"/>
+        <w:spacing w:line="325.71428571428567" w:lineRule="auto"/>
+        <w:rPr>
+          <w:rFonts w:ascii="Courier New" w:cs="Courier New" w:eastAsia="Courier New" w:hAnsi="Courier New"/>
+          <w:color w:val="6a9955"/>
+          <w:sz w:val="21"/>
+          <w:szCs w:val="21"/>
+        </w:rPr>
+      </w:pPr>
+      <w:r>
+        <w:rPr>
+          <w:rFonts w:ascii="Courier New" w:cs="Courier New" w:eastAsia="Courier New" w:hAnsi="Courier New"/>
+          <w:color w:val="6a9955"/>
+          <w:sz w:val="21"/>
+          <w:szCs w:val="21"/>
+          <w:rtl w:val="0"/>
+        </w:rPr>
+        <w:t xml:space="preserve"># Remove prefixes if present</w:t>
+      </w:r>
+    </w:p>
+    <w:p>
+      <w:pPr>
+        <w:shd w:fill="1f1f1f" w:val="clear"/>
+        <w:spacing w:line="325.71428571428567" w:lineRule="auto"/>
+        <w:rPr>
+          <w:rFonts w:ascii="Courier New" w:cs="Courier New" w:eastAsia="Courier New" w:hAnsi="Courier New"/>
+          <w:color w:val="cccccc"/>
+          <w:sz w:val="21"/>
+          <w:szCs w:val="21"/>
+        </w:rPr>
+      </w:pPr>
+      <w:r>
+        <w:rPr>
+          <w:rFonts w:ascii="Courier New" w:cs="Courier New" w:eastAsia="Courier New" w:hAnsi="Courier New"/>
+          <w:color w:val="9cdcfe"/>
+          <w:sz w:val="21"/>
+          <w:szCs w:val="21"/>
+          <w:rtl w:val="0"/>
+        </w:rPr>
+        <w:t xml:space="preserve">new_state_dict</w:t>
+      </w:r>
+      <w:r>
+        <w:rPr>
+          <w:rFonts w:ascii="Courier New" w:cs="Courier New" w:eastAsia="Courier New" w:hAnsi="Courier New"/>
+          <w:color w:val="cccccc"/>
+          <w:sz w:val="21"/>
+          <w:szCs w:val="21"/>
+          <w:rtl w:val="0"/>
+        </w:rPr>
+        <w:t xml:space="preserve"> </w:t>
+      </w:r>
+      <w:r>
+        <w:rPr>
+          <w:rFonts w:ascii="Courier New" w:cs="Courier New" w:eastAsia="Courier New" w:hAnsi="Courier New"/>
+          <w:color w:val="d4d4d4"/>
+          <w:sz w:val="21"/>
+          <w:szCs w:val="21"/>
+          <w:rtl w:val="0"/>
+        </w:rPr>
+        <w:t xml:space="preserve">=</w:t>
+      </w:r>
+      <w:r>
+        <w:rPr>
+          <w:rFonts w:ascii="Courier New" w:cs="Courier New" w:eastAsia="Courier New" w:hAnsi="Courier New"/>
+          <w:color w:val="cccccc"/>
+          <w:sz w:val="21"/>
+          <w:szCs w:val="21"/>
+          <w:rtl w:val="0"/>
+        </w:rPr>
+        <w:t xml:space="preserve"> {</w:t>
+      </w:r>
+      <w:r>
+        <w:rPr>
+          <w:rFonts w:ascii="Courier New" w:cs="Courier New" w:eastAsia="Courier New" w:hAnsi="Courier New"/>
+          <w:color w:val="9cdcfe"/>
+          <w:sz w:val="21"/>
+          <w:szCs w:val="21"/>
+          <w:rtl w:val="0"/>
+        </w:rPr>
+        <w:t xml:space="preserve">k</w:t>
+      </w:r>
+      <w:r>
+        <w:rPr>
+          <w:rFonts w:ascii="Courier New" w:cs="Courier New" w:eastAsia="Courier New" w:hAnsi="Courier New"/>
+          <w:color w:val="cccccc"/>
+          <w:sz w:val="21"/>
+          <w:szCs w:val="21"/>
+          <w:rtl w:val="0"/>
+        </w:rPr>
+        <w:t xml:space="preserve">.replace(</w:t>
+      </w:r>
+      <w:r>
+        <w:rPr>
+          <w:rFonts w:ascii="Courier New" w:cs="Courier New" w:eastAsia="Courier New" w:hAnsi="Courier New"/>
+          <w:color w:val="ce9178"/>
+          <w:sz w:val="21"/>
+          <w:szCs w:val="21"/>
+          <w:rtl w:val="0"/>
+        </w:rPr>
+        <w:t xml:space="preserve">"model."</w:t>
+      </w:r>
+      <w:r>
+        <w:rPr>
+          <w:rFonts w:ascii="Courier New" w:cs="Courier New" w:eastAsia="Courier New" w:hAnsi="Courier New"/>
+          <w:color w:val="cccccc"/>
+          <w:sz w:val="21"/>
+          <w:szCs w:val="21"/>
+          <w:rtl w:val="0"/>
+        </w:rPr>
+        <w:t xml:space="preserve">, </w:t>
+      </w:r>
+      <w:r>
+        <w:rPr>
+          <w:rFonts w:ascii="Courier New" w:cs="Courier New" w:eastAsia="Courier New" w:hAnsi="Courier New"/>
+          <w:color w:val="ce9178"/>
+          <w:sz w:val="21"/>
+          <w:szCs w:val="21"/>
+          <w:rtl w:val="0"/>
+        </w:rPr>
+        <w:t xml:space="preserve">""</w:t>
+      </w:r>
+      <w:r>
+        <w:rPr>
+          <w:rFonts w:ascii="Courier New" w:cs="Courier New" w:eastAsia="Courier New" w:hAnsi="Courier New"/>
+          <w:color w:val="cccccc"/>
+          <w:sz w:val="21"/>
+          <w:szCs w:val="21"/>
+          <w:rtl w:val="0"/>
+        </w:rPr>
+        <w:t xml:space="preserve">).replace(</w:t>
+      </w:r>
+      <w:r>
+        <w:rPr>
+          <w:rFonts w:ascii="Courier New" w:cs="Courier New" w:eastAsia="Courier New" w:hAnsi="Courier New"/>
+          <w:color w:val="ce9178"/>
+          <w:sz w:val="21"/>
+          <w:szCs w:val="21"/>
+          <w:rtl w:val="0"/>
+        </w:rPr>
+        <w:t xml:space="preserve">"module."</w:t>
+      </w:r>
+      <w:r>
+        <w:rPr>
+          <w:rFonts w:ascii="Courier New" w:cs="Courier New" w:eastAsia="Courier New" w:hAnsi="Courier New"/>
+          <w:color w:val="cccccc"/>
+          <w:sz w:val="21"/>
+          <w:szCs w:val="21"/>
+          <w:rtl w:val="0"/>
+        </w:rPr>
+        <w:t xml:space="preserve">, </w:t>
+      </w:r>
+      <w:r>
+        <w:rPr>
+          <w:rFonts w:ascii="Courier New" w:cs="Courier New" w:eastAsia="Courier New" w:hAnsi="Courier New"/>
+          <w:color w:val="ce9178"/>
+          <w:sz w:val="21"/>
+          <w:szCs w:val="21"/>
+          <w:rtl w:val="0"/>
+        </w:rPr>
+        <w:t xml:space="preserve">""</w:t>
+      </w:r>
+      <w:r>
+        <w:rPr>
+          <w:rFonts w:ascii="Courier New" w:cs="Courier New" w:eastAsia="Courier New" w:hAnsi="Courier New"/>
+          <w:color w:val="cccccc"/>
+          <w:sz w:val="21"/>
+          <w:szCs w:val="21"/>
+          <w:rtl w:val="0"/>
+        </w:rPr>
+        <w:t xml:space="preserve">): </w:t>
+      </w:r>
+      <w:r>
+        <w:rPr>
+          <w:rFonts w:ascii="Courier New" w:cs="Courier New" w:eastAsia="Courier New" w:hAnsi="Courier New"/>
+          <w:color w:val="9cdcfe"/>
+          <w:sz w:val="21"/>
+          <w:szCs w:val="21"/>
+          <w:rtl w:val="0"/>
+        </w:rPr>
+        <w:t xml:space="preserve">v</w:t>
+      </w:r>
+      <w:r>
+        <w:rPr>
+          <w:rFonts w:ascii="Courier New" w:cs="Courier New" w:eastAsia="Courier New" w:hAnsi="Courier New"/>
+          <w:color w:val="cccccc"/>
+          <w:sz w:val="21"/>
+          <w:szCs w:val="21"/>
+          <w:rtl w:val="0"/>
+        </w:rPr>
+        <w:t xml:space="preserve"> </w:t>
+      </w:r>
+      <w:r>
+        <w:rPr>
+          <w:rFonts w:ascii="Courier New" w:cs="Courier New" w:eastAsia="Courier New" w:hAnsi="Courier New"/>
+          <w:color w:val="c586c0"/>
+          <w:sz w:val="21"/>
+          <w:szCs w:val="21"/>
+          <w:rtl w:val="0"/>
+        </w:rPr>
+        <w:t xml:space="preserve">for</w:t>
+      </w:r>
+      <w:r>
+        <w:rPr>
+          <w:rFonts w:ascii="Courier New" w:cs="Courier New" w:eastAsia="Courier New" w:hAnsi="Courier New"/>
+          <w:color w:val="cccccc"/>
+          <w:sz w:val="21"/>
+          <w:szCs w:val="21"/>
+          <w:rtl w:val="0"/>
+        </w:rPr>
+        <w:t xml:space="preserve"> </w:t>
+      </w:r>
+      <w:r>
+        <w:rPr>
+          <w:rFonts w:ascii="Courier New" w:cs="Courier New" w:eastAsia="Courier New" w:hAnsi="Courier New"/>
+          <w:color w:val="9cdcfe"/>
+          <w:sz w:val="21"/>
+          <w:szCs w:val="21"/>
+          <w:rtl w:val="0"/>
+        </w:rPr>
+        <w:t xml:space="preserve">k</w:t>
+      </w:r>
+      <w:r>
+        <w:rPr>
+          <w:rFonts w:ascii="Courier New" w:cs="Courier New" w:eastAsia="Courier New" w:hAnsi="Courier New"/>
+          <w:color w:val="cccccc"/>
+          <w:sz w:val="21"/>
+          <w:szCs w:val="21"/>
+          <w:rtl w:val="0"/>
+        </w:rPr>
+        <w:t xml:space="preserve">, </w:t>
+      </w:r>
+      <w:r>
+        <w:rPr>
+          <w:rFonts w:ascii="Courier New" w:cs="Courier New" w:eastAsia="Courier New" w:hAnsi="Courier New"/>
+          <w:color w:val="9cdcfe"/>
+          <w:sz w:val="21"/>
+          <w:szCs w:val="21"/>
+          <w:rtl w:val="0"/>
+        </w:rPr>
+        <w:t xml:space="preserve">v</w:t>
+      </w:r>
+      <w:r>
+        <w:rPr>
+          <w:rFonts w:ascii="Courier New" w:cs="Courier New" w:eastAsia="Courier New" w:hAnsi="Courier New"/>
+          <w:color w:val="cccccc"/>
+          <w:sz w:val="21"/>
+          <w:szCs w:val="21"/>
+          <w:rtl w:val="0"/>
+        </w:rPr>
+        <w:t xml:space="preserve"> </w:t>
+      </w:r>
+      <w:r>
+        <w:rPr>
+          <w:rFonts w:ascii="Courier New" w:cs="Courier New" w:eastAsia="Courier New" w:hAnsi="Courier New"/>
+          <w:color w:val="c586c0"/>
+          <w:sz w:val="21"/>
+          <w:szCs w:val="21"/>
+          <w:rtl w:val="0"/>
+        </w:rPr>
+        <w:t xml:space="preserve">in</w:t>
+      </w:r>
+      <w:r>
+        <w:rPr>
+          <w:rFonts w:ascii="Courier New" w:cs="Courier New" w:eastAsia="Courier New" w:hAnsi="Courier New"/>
+          <w:color w:val="cccccc"/>
+          <w:sz w:val="21"/>
+          <w:szCs w:val="21"/>
+          <w:rtl w:val="0"/>
+        </w:rPr>
+        <w:t xml:space="preserve"> </w:t>
+      </w:r>
+      <w:r>
+        <w:rPr>
+          <w:rFonts w:ascii="Courier New" w:cs="Courier New" w:eastAsia="Courier New" w:hAnsi="Courier New"/>
+          <w:color w:val="9cdcfe"/>
+          <w:sz w:val="21"/>
+          <w:szCs w:val="21"/>
+          <w:rtl w:val="0"/>
+        </w:rPr>
+        <w:t xml:space="preserve">state_dict</w:t>
+      </w:r>
+      <w:r>
+        <w:rPr>
+          <w:rFonts w:ascii="Courier New" w:cs="Courier New" w:eastAsia="Courier New" w:hAnsi="Courier New"/>
+          <w:color w:val="cccccc"/>
+          <w:sz w:val="21"/>
+          <w:szCs w:val="21"/>
+          <w:rtl w:val="0"/>
+        </w:rPr>
+        <w:t xml:space="preserve">.items()}</w:t>
+      </w:r>
+    </w:p>
+    <w:p>
+      <w:pPr>
+        <w:shd w:fill="1f1f1f" w:val="clear"/>
+        <w:spacing w:line="325.71428571428567" w:lineRule="auto"/>
+        <w:rPr>
+          <w:rFonts w:ascii="Courier New" w:cs="Courier New" w:eastAsia="Courier New" w:hAnsi="Courier New"/>
+          <w:color w:val="cccccc"/>
+          <w:sz w:val="21"/>
+          <w:szCs w:val="21"/>
+        </w:rPr>
+      </w:pPr>
+      <w:r>
+        <w:rPr>
+          <w:rtl w:val="0"/>
+        </w:rPr>
+      </w:r>
+    </w:p>
+    <w:p>
+      <w:pPr>
+        <w:shd w:fill="1f1f1f" w:val="clear"/>
+        <w:spacing w:line="325.71428571428567" w:lineRule="auto"/>
+        <w:rPr>
+          <w:rFonts w:ascii="Courier New" w:cs="Courier New" w:eastAsia="Courier New" w:hAnsi="Courier New"/>
+          <w:color w:val="6a9955"/>
+          <w:sz w:val="21"/>
+          <w:szCs w:val="21"/>
+        </w:rPr>
+      </w:pPr>
+      <w:r>
+        <w:rPr>
+          <w:rFonts w:ascii="Courier New" w:cs="Courier New" w:eastAsia="Courier New" w:hAnsi="Courier New"/>
+          <w:color w:val="6a9955"/>
+          <w:sz w:val="21"/>
+          <w:szCs w:val="21"/>
+          <w:rtl w:val="0"/>
+        </w:rPr>
+        <w:t xml:space="preserve"># Load the weights</w:t>
+      </w:r>
+    </w:p>
+    <w:p>
+      <w:pPr>
+        <w:shd w:fill="1f1f1f" w:val="clear"/>
+        <w:spacing w:line="325.71428571428567" w:lineRule="auto"/>
+        <w:rPr>
+          <w:rFonts w:ascii="Courier New" w:cs="Courier New" w:eastAsia="Courier New" w:hAnsi="Courier New"/>
+          <w:color w:val="cccccc"/>
+          <w:sz w:val="21"/>
+          <w:szCs w:val="21"/>
+        </w:rPr>
+      </w:pPr>
+      <w:r>
+        <w:rPr>
+          <w:rFonts w:ascii="Courier New" w:cs="Courier New" w:eastAsia="Courier New" w:hAnsi="Courier New"/>
+          <w:color w:val="9cdcfe"/>
+          <w:sz w:val="21"/>
+          <w:szCs w:val="21"/>
+          <w:rtl w:val="0"/>
+        </w:rPr>
+        <w:t xml:space="preserve">model</w:t>
+      </w:r>
+      <w:r>
+        <w:rPr>
+          <w:rFonts w:ascii="Courier New" w:cs="Courier New" w:eastAsia="Courier New" w:hAnsi="Courier New"/>
+          <w:color w:val="cccccc"/>
+          <w:sz w:val="21"/>
+          <w:szCs w:val="21"/>
+          <w:rtl w:val="0"/>
+        </w:rPr>
+        <w:t xml:space="preserve">.</w:t>
+      </w:r>
+      <w:r>
+        <w:rPr>
+          <w:rFonts w:ascii="Courier New" w:cs="Courier New" w:eastAsia="Courier New" w:hAnsi="Courier New"/>
+          <w:color w:val="dcdcaa"/>
+          <w:sz w:val="21"/>
+          <w:szCs w:val="21"/>
+          <w:rtl w:val="0"/>
+        </w:rPr>
+        <w:t xml:space="preserve">load_state_dict</w:t>
+      </w:r>
+      <w:r>
+        <w:rPr>
+          <w:rFonts w:ascii="Courier New" w:cs="Courier New" w:eastAsia="Courier New" w:hAnsi="Courier New"/>
+          <w:color w:val="cccccc"/>
+          <w:sz w:val="21"/>
+          <w:szCs w:val="21"/>
+          <w:rtl w:val="0"/>
+        </w:rPr>
+        <w:t xml:space="preserve">(</w:t>
+      </w:r>
+      <w:r>
+        <w:rPr>
+          <w:rFonts w:ascii="Courier New" w:cs="Courier New" w:eastAsia="Courier New" w:hAnsi="Courier New"/>
+          <w:color w:val="9cdcfe"/>
+          <w:sz w:val="21"/>
+          <w:szCs w:val="21"/>
+          <w:rtl w:val="0"/>
+        </w:rPr>
+        <w:t xml:space="preserve">new_state_dict</w:t>
+      </w:r>
+      <w:r>
+        <w:rPr>
+          <w:rFonts w:ascii="Courier New" w:cs="Courier New" w:eastAsia="Courier New" w:hAnsi="Courier New"/>
+          <w:color w:val="cccccc"/>
+          <w:sz w:val="21"/>
+          <w:szCs w:val="21"/>
+          <w:rtl w:val="0"/>
+        </w:rPr>
+        <w:t xml:space="preserve">)</w:t>
+      </w:r>
+    </w:p>
+    <w:p>
+      <w:pPr>
+        <w:shd w:fill="1f1f1f" w:val="clear"/>
+        <w:spacing w:line="325.71428571428567" w:lineRule="auto"/>
+        <w:rPr>
+          <w:rFonts w:ascii="Courier New" w:cs="Courier New" w:eastAsia="Courier New" w:hAnsi="Courier New"/>
+          <w:color w:val="cccccc"/>
+          <w:sz w:val="21"/>
+          <w:szCs w:val="21"/>
+        </w:rPr>
+      </w:pPr>
+      <w:r>
+        <w:rPr>
+          <w:rFonts w:ascii="Courier New" w:cs="Courier New" w:eastAsia="Courier New" w:hAnsi="Courier New"/>
+          <w:color w:val="9cdcfe"/>
+          <w:sz w:val="21"/>
+          <w:szCs w:val="21"/>
+          <w:rtl w:val="0"/>
+        </w:rPr>
+        <w:t xml:space="preserve">model</w:t>
+      </w:r>
+      <w:r>
+        <w:rPr>
+          <w:rFonts w:ascii="Courier New" w:cs="Courier New" w:eastAsia="Courier New" w:hAnsi="Courier New"/>
+          <w:color w:val="cccccc"/>
+          <w:sz w:val="21"/>
+          <w:szCs w:val="21"/>
+          <w:rtl w:val="0"/>
+        </w:rPr>
+        <w:t xml:space="preserve">.</w:t>
+      </w:r>
+      <w:r>
+        <w:rPr>
+          <w:rFonts w:ascii="Courier New" w:cs="Courier New" w:eastAsia="Courier New" w:hAnsi="Courier New"/>
+          <w:color w:val="dcdcaa"/>
+          <w:sz w:val="21"/>
+          <w:szCs w:val="21"/>
+          <w:rtl w:val="0"/>
+        </w:rPr>
+        <w:t xml:space="preserve">to</w:t>
+      </w:r>
+      <w:r>
+        <w:rPr>
+          <w:rFonts w:ascii="Courier New" w:cs="Courier New" w:eastAsia="Courier New" w:hAnsi="Courier New"/>
+          <w:color w:val="cccccc"/>
+          <w:sz w:val="21"/>
+          <w:szCs w:val="21"/>
+          <w:rtl w:val="0"/>
+        </w:rPr>
+        <w:t xml:space="preserve">(</w:t>
+      </w:r>
+      <w:r>
+        <w:rPr>
+          <w:rFonts w:ascii="Courier New" w:cs="Courier New" w:eastAsia="Courier New" w:hAnsi="Courier New"/>
+          <w:color w:val="9cdcfe"/>
+          <w:sz w:val="21"/>
+          <w:szCs w:val="21"/>
+          <w:rtl w:val="0"/>
+        </w:rPr>
+        <w:t xml:space="preserve">device</w:t>
+      </w:r>
+      <w:r>
+        <w:rPr>
+          <w:rFonts w:ascii="Courier New" w:cs="Courier New" w:eastAsia="Courier New" w:hAnsi="Courier New"/>
+          <w:color w:val="cccccc"/>
+          <w:sz w:val="21"/>
+          <w:szCs w:val="21"/>
+          <w:rtl w:val="0"/>
+        </w:rPr>
+        <w:t xml:space="preserve">)</w:t>
+      </w:r>
+    </w:p>
+    <w:p>
+      <w:pPr>
+        <w:shd w:fill="1f1f1f" w:val="clear"/>
+        <w:spacing w:line="325.71428571428567" w:lineRule="auto"/>
+        <w:rPr>
+          <w:rFonts w:ascii="Courier New" w:cs="Courier New" w:eastAsia="Courier New" w:hAnsi="Courier New"/>
+          <w:color w:val="9cdcfe"/>
+          <w:sz w:val="21"/>
+          <w:szCs w:val="21"/>
+        </w:rPr>
+      </w:pPr>
+      <w:r>
+        <w:rPr>
+          <w:rFonts w:ascii="Courier New" w:cs="Courier New" w:eastAsia="Courier New" w:hAnsi="Courier New"/>
+          <w:color w:val="9cdcfe"/>
+          <w:sz w:val="21"/>
+          <w:szCs w:val="21"/>
+          <w:rtl w:val="0"/>
+        </w:rPr>
+        <w:t xml:space="preserve">model</w:t>
+      </w:r>
+      <w:r>
+        <w:rPr>
+          <w:rFonts w:ascii="Courier New" w:cs="Courier New" w:eastAsia="Courier New" w:hAnsi="Courier New"/>
+          <w:color w:val="cccccc"/>
+          <w:sz w:val="21"/>
+          <w:szCs w:val="21"/>
+          <w:rtl w:val="0"/>
+        </w:rPr>
+        <w:t xml:space="preserve">.</w:t>
+      </w:r>
+      <w:r>
+        <w:rPr>
+          <w:rFonts w:ascii="Courier New" w:cs="Courier New" w:eastAsia="Courier New" w:hAnsi="Courier New"/>
+          <w:color w:val="dcdcaa"/>
+          <w:sz w:val="21"/>
+          <w:szCs w:val="21"/>
+          <w:rtl w:val="0"/>
+        </w:rPr>
+        <w:t xml:space="preserve">eval</w:t>
+      </w:r>
+      <w:r>
+        <w:rPr>
+          <w:rFonts w:ascii="Courier New" w:cs="Courier New" w:eastAsia="Courier New" w:hAnsi="Courier New"/>
+          <w:color w:val="cccccc"/>
+          <w:sz w:val="21"/>
+          <w:szCs w:val="21"/>
+          <w:rtl w:val="0"/>
+        </w:rPr>
+        <w:t xml:space="preserve">()</w:t>
+      </w:r>
+      <w:r>
+        <w:rPr>
+          <w:rtl w:val="0"/>
+        </w:rPr>
+      </w:r>
+    </w:p>
+    <w:p>
+      <w:pPr>
+        <w:rPr>
+          <w:rFonts w:ascii="Times New Roman" w:cs="Times New Roman" w:eastAsia="Times New Roman" w:hAnsi="Times New Roman"/>
+        </w:rPr>
+      </w:pPr>
+      <w:r>
+        <w:rPr>
+          <w:rFonts w:ascii="Times New Roman" w:cs="Times New Roman" w:eastAsia="Times New Roman" w:hAnsi="Times New Roman"/>
+          <w:rtl w:val="0"/>
+        </w:rPr>
+        <w:t xml:space="preserve"> </w:t>
+      </w:r>
+    </w:p>
+    <w:p>
+      <w:pPr>
+        <w:rPr>
+          <w:rFonts w:ascii="Times New Roman" w:cs="Times New Roman" w:eastAsia="Times New Roman" w:hAnsi="Times New Roman"/>
+        </w:rPr>
+      </w:pPr>
+      <w:r>
+        <w:rPr>
+          <w:rFonts w:ascii="Times New Roman" w:cs="Times New Roman" w:eastAsia="Times New Roman" w:hAnsi="Times New Roman"/>
+          <w:rtl w:val="0"/>
+        </w:rPr>
+        <w:t xml:space="preserve">W celu sprawdzenia poprawności wyników tworzona jest macierz pomyłek oraz zwracane są metryki (accuracy, precision, recall, f1-score, support).</w:t>
+      </w:r>
+    </w:p>
+    <w:p>
+      <w:pPr>
+        <w:rPr>
+          <w:rFonts w:ascii="Times New Roman" w:cs="Times New Roman" w:eastAsia="Times New Roman" w:hAnsi="Times New Roman"/>
+        </w:rPr>
+      </w:pPr>
+      <w:r>
+        <w:rPr>
+          <w:rtl w:val="0"/>
+        </w:rPr>
+      </w:r>
+    </w:p>
+    <w:p>
+      <w:pPr>
+        <w:shd w:fill="1f1f1f" w:val="clear"/>
+        <w:spacing w:line="325.71428571428567" w:lineRule="auto"/>
+        <w:rPr>
+          <w:rFonts w:ascii="Courier New" w:cs="Courier New" w:eastAsia="Courier New" w:hAnsi="Courier New"/>
+          <w:color w:val="6a9955"/>
+          <w:sz w:val="21"/>
+          <w:szCs w:val="21"/>
+        </w:rPr>
+      </w:pPr>
+      <w:r>
+        <w:rPr>
+          <w:rFonts w:ascii="Courier New" w:cs="Courier New" w:eastAsia="Courier New" w:hAnsi="Courier New"/>
+          <w:color w:val="6a9955"/>
+          <w:sz w:val="21"/>
+          <w:szCs w:val="21"/>
+          <w:rtl w:val="0"/>
+        </w:rPr>
+        <w:t xml:space="preserve"># Save classification report to text file</w:t>
+      </w:r>
+    </w:p>
+    <w:p>
+      <w:pPr>
+        <w:shd w:fill="1f1f1f" w:val="clear"/>
+        <w:spacing w:line="325.71428571428567" w:lineRule="auto"/>
+        <w:rPr>
+          <w:rFonts w:ascii="Courier New" w:cs="Courier New" w:eastAsia="Courier New" w:hAnsi="Courier New"/>
+          <w:color w:val="cccccc"/>
+          <w:sz w:val="21"/>
+          <w:szCs w:val="21"/>
+        </w:rPr>
+      </w:pPr>
+      <w:r>
+        <w:rPr>
+          <w:rFonts w:ascii="Courier New" w:cs="Courier New" w:eastAsia="Courier New" w:hAnsi="Courier New"/>
+          <w:color w:val="c586c0"/>
+          <w:sz w:val="21"/>
+          <w:szCs w:val="21"/>
+          <w:rtl w:val="0"/>
+        </w:rPr>
+        <w:t xml:space="preserve">with</w:t>
+      </w:r>
+      <w:r>
+        <w:rPr>
+          <w:rFonts w:ascii="Courier New" w:cs="Courier New" w:eastAsia="Courier New" w:hAnsi="Courier New"/>
+          <w:color w:val="cccccc"/>
+          <w:sz w:val="21"/>
+          <w:szCs w:val="21"/>
+          <w:rtl w:val="0"/>
+        </w:rPr>
+        <w:t xml:space="preserve"> </w:t>
+      </w:r>
+      <w:r>
+        <w:rPr>
+          <w:rFonts w:ascii="Courier New" w:cs="Courier New" w:eastAsia="Courier New" w:hAnsi="Courier New"/>
+          <w:color w:val="dcdcaa"/>
+          <w:sz w:val="21"/>
+          <w:szCs w:val="21"/>
+          <w:rtl w:val="0"/>
+        </w:rPr>
+        <w:t xml:space="preserve">open</w:t>
+      </w:r>
+      <w:r>
+        <w:rPr>
+          <w:rFonts w:ascii="Courier New" w:cs="Courier New" w:eastAsia="Courier New" w:hAnsi="Courier New"/>
+          <w:color w:val="cccccc"/>
+          <w:sz w:val="21"/>
+          <w:szCs w:val="21"/>
+          <w:rtl w:val="0"/>
+        </w:rPr>
+        <w:t xml:space="preserve">(</w:t>
+      </w:r>
+      <w:r>
+        <w:rPr>
+          <w:rFonts w:ascii="Courier New" w:cs="Courier New" w:eastAsia="Courier New" w:hAnsi="Courier New"/>
+          <w:color w:val="9cdcfe"/>
+          <w:sz w:val="21"/>
+          <w:szCs w:val="21"/>
+          <w:rtl w:val="0"/>
+        </w:rPr>
+        <w:t xml:space="preserve">text_report_path</w:t>
+      </w:r>
+      <w:r>
+        <w:rPr>
+          <w:rFonts w:ascii="Courier New" w:cs="Courier New" w:eastAsia="Courier New" w:hAnsi="Courier New"/>
+          <w:color w:val="cccccc"/>
+          <w:sz w:val="21"/>
+          <w:szCs w:val="21"/>
+          <w:rtl w:val="0"/>
+        </w:rPr>
+        <w:t xml:space="preserve">, </w:t>
+      </w:r>
+      <w:r>
+        <w:rPr>
+          <w:rFonts w:ascii="Courier New" w:cs="Courier New" w:eastAsia="Courier New" w:hAnsi="Courier New"/>
+          <w:color w:val="ce9178"/>
+          <w:sz w:val="21"/>
+          <w:szCs w:val="21"/>
+          <w:rtl w:val="0"/>
+        </w:rPr>
+        <w:t xml:space="preserve">"w"</w:t>
+      </w:r>
+      <w:r>
+        <w:rPr>
+          <w:rFonts w:ascii="Courier New" w:cs="Courier New" w:eastAsia="Courier New" w:hAnsi="Courier New"/>
+          <w:color w:val="cccccc"/>
+          <w:sz w:val="21"/>
+          <w:szCs w:val="21"/>
+          <w:rtl w:val="0"/>
+        </w:rPr>
+        <w:t xml:space="preserve">) </w:t>
+      </w:r>
+      <w:r>
+        <w:rPr>
+          <w:rFonts w:ascii="Courier New" w:cs="Courier New" w:eastAsia="Courier New" w:hAnsi="Courier New"/>
+          <w:color w:val="c586c0"/>
+          <w:sz w:val="21"/>
+          <w:szCs w:val="21"/>
+          <w:rtl w:val="0"/>
+        </w:rPr>
+        <w:t xml:space="preserve">as</w:t>
+      </w:r>
+      <w:r>
+        <w:rPr>
+          <w:rFonts w:ascii="Courier New" w:cs="Courier New" w:eastAsia="Courier New" w:hAnsi="Courier New"/>
+          <w:color w:val="cccccc"/>
+          <w:sz w:val="21"/>
+          <w:szCs w:val="21"/>
+          <w:rtl w:val="0"/>
+        </w:rPr>
+        <w:t xml:space="preserve"> </w:t>
+      </w:r>
+      <w:r>
+        <w:rPr>
+          <w:rFonts w:ascii="Courier New" w:cs="Courier New" w:eastAsia="Courier New" w:hAnsi="Courier New"/>
+          <w:color w:val="9cdcfe"/>
+          <w:sz w:val="21"/>
+          <w:szCs w:val="21"/>
+          <w:rtl w:val="0"/>
+        </w:rPr>
+        <w:t xml:space="preserve">f</w:t>
+      </w:r>
+      <w:r>
+        <w:rPr>
+          <w:rFonts w:ascii="Courier New" w:cs="Courier New" w:eastAsia="Courier New" w:hAnsi="Courier New"/>
+          <w:color w:val="cccccc"/>
+          <w:sz w:val="21"/>
+          <w:szCs w:val="21"/>
+          <w:rtl w:val="0"/>
+        </w:rPr>
+        <w:t xml:space="preserve">:</w:t>
+      </w:r>
+    </w:p>
+    <w:p>
+      <w:pPr>
+        <w:shd w:fill="1f1f1f" w:val="clear"/>
+        <w:spacing w:line="325.71428571428567" w:lineRule="auto"/>
+        <w:rPr>
+          <w:rFonts w:ascii="Courier New" w:cs="Courier New" w:eastAsia="Courier New" w:hAnsi="Courier New"/>
+          <w:color w:val="cccccc"/>
+          <w:sz w:val="21"/>
+          <w:szCs w:val="21"/>
+        </w:rPr>
+      </w:pPr>
+      <w:r>
+        <w:rPr>
+          <w:rFonts w:ascii="Courier New" w:cs="Courier New" w:eastAsia="Courier New" w:hAnsi="Courier New"/>
+          <w:color w:val="cccccc"/>
+          <w:sz w:val="21"/>
+          <w:szCs w:val="21"/>
+          <w:rtl w:val="0"/>
+        </w:rPr>
+        <w:t xml:space="preserve">    </w:t>
+      </w:r>
+      <w:r>
+        <w:rPr>
+          <w:rFonts w:ascii="Courier New" w:cs="Courier New" w:eastAsia="Courier New" w:hAnsi="Courier New"/>
+          <w:color w:val="9cdcfe"/>
+          <w:sz w:val="21"/>
+          <w:szCs w:val="21"/>
+          <w:rtl w:val="0"/>
+        </w:rPr>
+        <w:t xml:space="preserve">f</w:t>
+      </w:r>
+      <w:r>
+        <w:rPr>
+          <w:rFonts w:ascii="Courier New" w:cs="Courier New" w:eastAsia="Courier New" w:hAnsi="Courier New"/>
+          <w:color w:val="cccccc"/>
+          <w:sz w:val="21"/>
+          <w:szCs w:val="21"/>
+          <w:rtl w:val="0"/>
+        </w:rPr>
+        <w:t xml:space="preserve">.</w:t>
+      </w:r>
+      <w:r>
+        <w:rPr>
+          <w:rFonts w:ascii="Courier New" w:cs="Courier New" w:eastAsia="Courier New" w:hAnsi="Courier New"/>
+          <w:color w:val="dcdcaa"/>
+          <w:sz w:val="21"/>
+          <w:szCs w:val="21"/>
+          <w:rtl w:val="0"/>
+        </w:rPr>
+        <w:t xml:space="preserve">write</w:t>
+      </w:r>
+      <w:r>
+        <w:rPr>
+          <w:rFonts w:ascii="Courier New" w:cs="Courier New" w:eastAsia="Courier New" w:hAnsi="Courier New"/>
+          <w:color w:val="cccccc"/>
+          <w:sz w:val="21"/>
+          <w:szCs w:val="21"/>
+          <w:rtl w:val="0"/>
+        </w:rPr>
+        <w:t xml:space="preserve">(</w:t>
+      </w:r>
+      <w:r>
+        <w:rPr>
+          <w:rFonts w:ascii="Courier New" w:cs="Courier New" w:eastAsia="Courier New" w:hAnsi="Courier New"/>
+          <w:color w:val="ce9178"/>
+          <w:sz w:val="21"/>
+          <w:szCs w:val="21"/>
+          <w:rtl w:val="0"/>
+        </w:rPr>
+        <w:t xml:space="preserve">"Confusion Matrix:</w:t>
+      </w:r>
+      <w:r>
+        <w:rPr>
+          <w:rFonts w:ascii="Courier New" w:cs="Courier New" w:eastAsia="Courier New" w:hAnsi="Courier New"/>
+          <w:color w:val="d7ba7d"/>
+          <w:sz w:val="21"/>
+          <w:szCs w:val="21"/>
+          <w:rtl w:val="0"/>
+        </w:rPr>
+        <w:t xml:space="preserve">\n</w:t>
+      </w:r>
+      <w:r>
+        <w:rPr>
+          <w:rFonts w:ascii="Courier New" w:cs="Courier New" w:eastAsia="Courier New" w:hAnsi="Courier New"/>
+          <w:color w:val="ce9178"/>
+          <w:sz w:val="21"/>
+          <w:szCs w:val="21"/>
+          <w:rtl w:val="0"/>
+        </w:rPr>
+        <w:t xml:space="preserve">"</w:t>
+      </w:r>
+      <w:r>
+        <w:rPr>
+          <w:rFonts w:ascii="Courier New" w:cs="Courier New" w:eastAsia="Courier New" w:hAnsi="Courier New"/>
+          <w:color w:val="cccccc"/>
+          <w:sz w:val="21"/>
+          <w:szCs w:val="21"/>
+          <w:rtl w:val="0"/>
+        </w:rPr>
+        <w:t xml:space="preserve">)</w:t>
+      </w:r>
+    </w:p>
+    <w:p>
+      <w:pPr>
+        <w:shd w:fill="1f1f1f" w:val="clear"/>
+        <w:spacing w:line="325.71428571428567" w:lineRule="auto"/>
+        <w:rPr>
+          <w:rFonts w:ascii="Courier New" w:cs="Courier New" w:eastAsia="Courier New" w:hAnsi="Courier New"/>
+          <w:color w:val="cccccc"/>
+          <w:sz w:val="21"/>
+          <w:szCs w:val="21"/>
+        </w:rPr>
+      </w:pPr>
+      <w:r>
+        <w:rPr>
+          <w:rFonts w:ascii="Courier New" w:cs="Courier New" w:eastAsia="Courier New" w:hAnsi="Courier New"/>
+          <w:color w:val="cccccc"/>
+          <w:sz w:val="21"/>
+          <w:szCs w:val="21"/>
+          <w:rtl w:val="0"/>
+        </w:rPr>
+        <w:t xml:space="preserve">    </w:t>
+      </w:r>
+      <w:r>
+        <w:rPr>
+          <w:rFonts w:ascii="Courier New" w:cs="Courier New" w:eastAsia="Courier New" w:hAnsi="Courier New"/>
+          <w:color w:val="9cdcfe"/>
+          <w:sz w:val="21"/>
+          <w:szCs w:val="21"/>
+          <w:rtl w:val="0"/>
+        </w:rPr>
+        <w:t xml:space="preserve">f</w:t>
+      </w:r>
+      <w:r>
+        <w:rPr>
+          <w:rFonts w:ascii="Courier New" w:cs="Courier New" w:eastAsia="Courier New" w:hAnsi="Courier New"/>
+          <w:color w:val="cccccc"/>
+          <w:sz w:val="21"/>
+          <w:szCs w:val="21"/>
+          <w:rtl w:val="0"/>
+        </w:rPr>
+        <w:t xml:space="preserve">.</w:t>
+      </w:r>
+      <w:r>
+        <w:rPr>
+          <w:rFonts w:ascii="Courier New" w:cs="Courier New" w:eastAsia="Courier New" w:hAnsi="Courier New"/>
+          <w:color w:val="dcdcaa"/>
+          <w:sz w:val="21"/>
+          <w:szCs w:val="21"/>
+          <w:rtl w:val="0"/>
+        </w:rPr>
+        <w:t xml:space="preserve">write</w:t>
+      </w:r>
+      <w:r>
+        <w:rPr>
+          <w:rFonts w:ascii="Courier New" w:cs="Courier New" w:eastAsia="Courier New" w:hAnsi="Courier New"/>
+          <w:color w:val="cccccc"/>
+          <w:sz w:val="21"/>
+          <w:szCs w:val="21"/>
+          <w:rtl w:val="0"/>
+        </w:rPr>
+        <w:t xml:space="preserve">(</w:t>
+      </w:r>
+      <w:r>
+        <w:rPr>
+          <w:rFonts w:ascii="Courier New" w:cs="Courier New" w:eastAsia="Courier New" w:hAnsi="Courier New"/>
+          <w:color w:val="4ec9b0"/>
+          <w:sz w:val="21"/>
+          <w:szCs w:val="21"/>
+          <w:rtl w:val="0"/>
+        </w:rPr>
+        <w:t xml:space="preserve">np</w:t>
+      </w:r>
+      <w:r>
+        <w:rPr>
+          <w:rFonts w:ascii="Courier New" w:cs="Courier New" w:eastAsia="Courier New" w:hAnsi="Courier New"/>
+          <w:color w:val="cccccc"/>
+          <w:sz w:val="21"/>
+          <w:szCs w:val="21"/>
+          <w:rtl w:val="0"/>
+        </w:rPr>
+        <w:t xml:space="preserve">.</w:t>
+      </w:r>
+      <w:r>
+        <w:rPr>
+          <w:rFonts w:ascii="Courier New" w:cs="Courier New" w:eastAsia="Courier New" w:hAnsi="Courier New"/>
+          <w:color w:val="dcdcaa"/>
+          <w:sz w:val="21"/>
+          <w:szCs w:val="21"/>
+          <w:rtl w:val="0"/>
+        </w:rPr>
+        <w:t xml:space="preserve">array2string</w:t>
+      </w:r>
+      <w:r>
+        <w:rPr>
+          <w:rFonts w:ascii="Courier New" w:cs="Courier New" w:eastAsia="Courier New" w:hAnsi="Courier New"/>
+          <w:color w:val="cccccc"/>
+          <w:sz w:val="21"/>
+          <w:szCs w:val="21"/>
+          <w:rtl w:val="0"/>
+        </w:rPr>
+        <w:t xml:space="preserve">(</w:t>
+      </w:r>
+      <w:r>
+        <w:rPr>
+          <w:rFonts w:ascii="Courier New" w:cs="Courier New" w:eastAsia="Courier New" w:hAnsi="Courier New"/>
+          <w:color w:val="9cdcfe"/>
+          <w:sz w:val="21"/>
+          <w:szCs w:val="21"/>
+          <w:rtl w:val="0"/>
+        </w:rPr>
+        <w:t xml:space="preserve">cm</w:t>
+      </w:r>
+      <w:r>
+        <w:rPr>
+          <w:rFonts w:ascii="Courier New" w:cs="Courier New" w:eastAsia="Courier New" w:hAnsi="Courier New"/>
+          <w:color w:val="cccccc"/>
+          <w:sz w:val="21"/>
+          <w:szCs w:val="21"/>
+          <w:rtl w:val="0"/>
+        </w:rPr>
+        <w:t xml:space="preserve">, </w:t>
+      </w:r>
+      <w:r>
+        <w:rPr>
+          <w:rFonts w:ascii="Courier New" w:cs="Courier New" w:eastAsia="Courier New" w:hAnsi="Courier New"/>
+          <w:color w:val="9cdcfe"/>
+          <w:sz w:val="21"/>
+          <w:szCs w:val="21"/>
+          <w:rtl w:val="0"/>
+        </w:rPr>
+        <w:t xml:space="preserve">separator</w:t>
+      </w:r>
+      <w:r>
+        <w:rPr>
+          <w:rFonts w:ascii="Courier New" w:cs="Courier New" w:eastAsia="Courier New" w:hAnsi="Courier New"/>
+          <w:color w:val="d4d4d4"/>
+          <w:sz w:val="21"/>
+          <w:szCs w:val="21"/>
+          <w:rtl w:val="0"/>
+        </w:rPr>
+        <w:t xml:space="preserve">=</w:t>
+      </w:r>
+      <w:r>
+        <w:rPr>
+          <w:rFonts w:ascii="Courier New" w:cs="Courier New" w:eastAsia="Courier New" w:hAnsi="Courier New"/>
+          <w:color w:val="ce9178"/>
+          <w:sz w:val="21"/>
+          <w:szCs w:val="21"/>
+          <w:rtl w:val="0"/>
+        </w:rPr>
+        <w:t xml:space="preserve">', '</w:t>
+      </w:r>
+      <w:r>
+        <w:rPr>
+          <w:rFonts w:ascii="Courier New" w:cs="Courier New" w:eastAsia="Courier New" w:hAnsi="Courier New"/>
+          <w:color w:val="cccccc"/>
+          <w:sz w:val="21"/>
+          <w:szCs w:val="21"/>
+          <w:rtl w:val="0"/>
+        </w:rPr>
+        <w:t xml:space="preserve">))</w:t>
+      </w:r>
+    </w:p>
+    <w:p>
+      <w:pPr>
+        <w:shd w:fill="1f1f1f" w:val="clear"/>
+        <w:spacing w:line="325.71428571428567" w:lineRule="auto"/>
+        <w:rPr>
+          <w:rFonts w:ascii="Courier New" w:cs="Courier New" w:eastAsia="Courier New" w:hAnsi="Courier New"/>
+          <w:color w:val="cccccc"/>
+          <w:sz w:val="21"/>
+          <w:szCs w:val="21"/>
+        </w:rPr>
+      </w:pPr>
+      <w:r>
+        <w:rPr>
+          <w:rFonts w:ascii="Courier New" w:cs="Courier New" w:eastAsia="Courier New" w:hAnsi="Courier New"/>
+          <w:color w:val="cccccc"/>
+          <w:sz w:val="21"/>
+          <w:szCs w:val="21"/>
+          <w:rtl w:val="0"/>
+        </w:rPr>
+        <w:t xml:space="preserve">    </w:t>
+      </w:r>
+      <w:r>
+        <w:rPr>
+          <w:rFonts w:ascii="Courier New" w:cs="Courier New" w:eastAsia="Courier New" w:hAnsi="Courier New"/>
+          <w:color w:val="9cdcfe"/>
+          <w:sz w:val="21"/>
+          <w:szCs w:val="21"/>
+          <w:rtl w:val="0"/>
+        </w:rPr>
+        <w:t xml:space="preserve">f</w:t>
+      </w:r>
+      <w:r>
+        <w:rPr>
+          <w:rFonts w:ascii="Courier New" w:cs="Courier New" w:eastAsia="Courier New" w:hAnsi="Courier New"/>
+          <w:color w:val="cccccc"/>
+          <w:sz w:val="21"/>
+          <w:szCs w:val="21"/>
+          <w:rtl w:val="0"/>
+        </w:rPr>
+        <w:t xml:space="preserve">.</w:t>
+      </w:r>
+      <w:r>
+        <w:rPr>
+          <w:rFonts w:ascii="Courier New" w:cs="Courier New" w:eastAsia="Courier New" w:hAnsi="Courier New"/>
+          <w:color w:val="dcdcaa"/>
+          <w:sz w:val="21"/>
+          <w:szCs w:val="21"/>
+          <w:rtl w:val="0"/>
+        </w:rPr>
+        <w:t xml:space="preserve">write</w:t>
+      </w:r>
+      <w:r>
+        <w:rPr>
+          <w:rFonts w:ascii="Courier New" w:cs="Courier New" w:eastAsia="Courier New" w:hAnsi="Courier New"/>
+          <w:color w:val="cccccc"/>
+          <w:sz w:val="21"/>
+          <w:szCs w:val="21"/>
+          <w:rtl w:val="0"/>
+        </w:rPr>
+        <w:t xml:space="preserve">(</w:t>
+      </w:r>
+      <w:r>
+        <w:rPr>
+          <w:rFonts w:ascii="Courier New" w:cs="Courier New" w:eastAsia="Courier New" w:hAnsi="Courier New"/>
+          <w:color w:val="ce9178"/>
+          <w:sz w:val="21"/>
+          <w:szCs w:val="21"/>
+          <w:rtl w:val="0"/>
+        </w:rPr>
+        <w:t xml:space="preserve">"</w:t>
+      </w:r>
+      <w:r>
+        <w:rPr>
+          <w:rFonts w:ascii="Courier New" w:cs="Courier New" w:eastAsia="Courier New" w:hAnsi="Courier New"/>
+          <w:color w:val="d7ba7d"/>
+          <w:sz w:val="21"/>
+          <w:szCs w:val="21"/>
+          <w:rtl w:val="0"/>
+        </w:rPr>
+        <w:t xml:space="preserve">\n\n</w:t>
+      </w:r>
+      <w:r>
+        <w:rPr>
+          <w:rFonts w:ascii="Courier New" w:cs="Courier New" w:eastAsia="Courier New" w:hAnsi="Courier New"/>
+          <w:color w:val="ce9178"/>
+          <w:sz w:val="21"/>
+          <w:szCs w:val="21"/>
+          <w:rtl w:val="0"/>
+        </w:rPr>
+        <w:t xml:space="preserve">Classification Report:</w:t>
+      </w:r>
+      <w:r>
+        <w:rPr>
+          <w:rFonts w:ascii="Courier New" w:cs="Courier New" w:eastAsia="Courier New" w:hAnsi="Courier New"/>
+          <w:color w:val="d7ba7d"/>
+          <w:sz w:val="21"/>
+          <w:szCs w:val="21"/>
+          <w:rtl w:val="0"/>
+        </w:rPr>
+        <w:t xml:space="preserve">\n</w:t>
+      </w:r>
+      <w:r>
+        <w:rPr>
+          <w:rFonts w:ascii="Courier New" w:cs="Courier New" w:eastAsia="Courier New" w:hAnsi="Courier New"/>
+          <w:color w:val="ce9178"/>
+          <w:sz w:val="21"/>
+          <w:szCs w:val="21"/>
+          <w:rtl w:val="0"/>
+        </w:rPr>
+        <w:t xml:space="preserve">"</w:t>
+      </w:r>
+      <w:r>
+        <w:rPr>
+          <w:rFonts w:ascii="Courier New" w:cs="Courier New" w:eastAsia="Courier New" w:hAnsi="Courier New"/>
+          <w:color w:val="cccccc"/>
+          <w:sz w:val="21"/>
+          <w:szCs w:val="21"/>
+          <w:rtl w:val="0"/>
+        </w:rPr>
+        <w:t xml:space="preserve">)</w:t>
+      </w:r>
+    </w:p>
+    <w:p>
+      <w:pPr>
+        <w:shd w:fill="1f1f1f" w:val="clear"/>
+        <w:spacing w:line="325.71428571428567" w:lineRule="auto"/>
+        <w:rPr>
+          <w:rFonts w:ascii="Courier New" w:cs="Courier New" w:eastAsia="Courier New" w:hAnsi="Courier New"/>
+          <w:color w:val="cccccc"/>
+          <w:sz w:val="21"/>
+          <w:szCs w:val="21"/>
+        </w:rPr>
+      </w:pPr>
+      <w:r>
+        <w:rPr>
+          <w:rFonts w:ascii="Courier New" w:cs="Courier New" w:eastAsia="Courier New" w:hAnsi="Courier New"/>
+          <w:color w:val="cccccc"/>
+          <w:sz w:val="21"/>
+          <w:szCs w:val="21"/>
+          <w:rtl w:val="0"/>
+        </w:rPr>
+        <w:t xml:space="preserve">    </w:t>
+      </w:r>
+      <w:r>
+        <w:rPr>
+          <w:rFonts w:ascii="Courier New" w:cs="Courier New" w:eastAsia="Courier New" w:hAnsi="Courier New"/>
+          <w:color w:val="9cdcfe"/>
+          <w:sz w:val="21"/>
+          <w:szCs w:val="21"/>
+          <w:rtl w:val="0"/>
+        </w:rPr>
+        <w:t xml:space="preserve">f</w:t>
+      </w:r>
+      <w:r>
+        <w:rPr>
+          <w:rFonts w:ascii="Courier New" w:cs="Courier New" w:eastAsia="Courier New" w:hAnsi="Courier New"/>
+          <w:color w:val="cccccc"/>
+          <w:sz w:val="21"/>
+          <w:szCs w:val="21"/>
+          <w:rtl w:val="0"/>
+        </w:rPr>
+        <w:t xml:space="preserve">.</w:t>
+      </w:r>
+      <w:r>
+        <w:rPr>
+          <w:rFonts w:ascii="Courier New" w:cs="Courier New" w:eastAsia="Courier New" w:hAnsi="Courier New"/>
+          <w:color w:val="dcdcaa"/>
+          <w:sz w:val="21"/>
+          <w:szCs w:val="21"/>
+          <w:rtl w:val="0"/>
+        </w:rPr>
+        <w:t xml:space="preserve">write</w:t>
+      </w:r>
+      <w:r>
+        <w:rPr>
+          <w:rFonts w:ascii="Courier New" w:cs="Courier New" w:eastAsia="Courier New" w:hAnsi="Courier New"/>
+          <w:color w:val="cccccc"/>
+          <w:sz w:val="21"/>
+          <w:szCs w:val="21"/>
+          <w:rtl w:val="0"/>
+        </w:rPr>
+        <w:t xml:space="preserve">(</w:t>
+      </w:r>
+      <w:r>
+        <w:rPr>
+          <w:rFonts w:ascii="Courier New" w:cs="Courier New" w:eastAsia="Courier New" w:hAnsi="Courier New"/>
+          <w:color w:val="9cdcfe"/>
+          <w:sz w:val="21"/>
+          <w:szCs w:val="21"/>
+          <w:rtl w:val="0"/>
+        </w:rPr>
+        <w:t xml:space="preserve">report</w:t>
+      </w:r>
+      <w:r>
+        <w:rPr>
+          <w:rFonts w:ascii="Courier New" w:cs="Courier New" w:eastAsia="Courier New" w:hAnsi="Courier New"/>
+          <w:color w:val="cccccc"/>
+          <w:sz w:val="21"/>
+          <w:szCs w:val="21"/>
+          <w:rtl w:val="0"/>
+        </w:rPr>
+        <w:t xml:space="preserve">)</w:t>
+      </w:r>
+    </w:p>
+    <w:p>
+      <w:pPr>
+        <w:shd w:fill="1f1f1f" w:val="clear"/>
+        <w:spacing w:line="325.71428571428567" w:lineRule="auto"/>
+        <w:rPr>
+          <w:rFonts w:ascii="Courier New" w:cs="Courier New" w:eastAsia="Courier New" w:hAnsi="Courier New"/>
+          <w:color w:val="cccccc"/>
+          <w:sz w:val="21"/>
+          <w:szCs w:val="21"/>
+        </w:rPr>
+      </w:pPr>
+      <w:r>
+        <w:rPr>
+          <w:rFonts w:ascii="Courier New" w:cs="Courier New" w:eastAsia="Courier New" w:hAnsi="Courier New"/>
+          <w:color w:val="cccccc"/>
+          <w:sz w:val="21"/>
+          <w:szCs w:val="21"/>
+          <w:rtl w:val="0"/>
+        </w:rPr>
+        <w:t xml:space="preserve">    </w:t>
+      </w:r>
+      <w:r>
+        <w:rPr>
+          <w:rFonts w:ascii="Courier New" w:cs="Courier New" w:eastAsia="Courier New" w:hAnsi="Courier New"/>
+          <w:color w:val="9cdcfe"/>
+          <w:sz w:val="21"/>
+          <w:szCs w:val="21"/>
+          <w:rtl w:val="0"/>
+        </w:rPr>
+        <w:t xml:space="preserve">f</w:t>
+      </w:r>
+      <w:r>
+        <w:rPr>
+          <w:rFonts w:ascii="Courier New" w:cs="Courier New" w:eastAsia="Courier New" w:hAnsi="Courier New"/>
+          <w:color w:val="cccccc"/>
+          <w:sz w:val="21"/>
+          <w:szCs w:val="21"/>
+          <w:rtl w:val="0"/>
+        </w:rPr>
+        <w:t xml:space="preserve">.</w:t>
+      </w:r>
+      <w:r>
+        <w:rPr>
+          <w:rFonts w:ascii="Courier New" w:cs="Courier New" w:eastAsia="Courier New" w:hAnsi="Courier New"/>
+          <w:color w:val="dcdcaa"/>
+          <w:sz w:val="21"/>
+          <w:szCs w:val="21"/>
+          <w:rtl w:val="0"/>
+        </w:rPr>
+        <w:t xml:space="preserve">write</w:t>
+      </w:r>
+      <w:r>
+        <w:rPr>
+          <w:rFonts w:ascii="Courier New" w:cs="Courier New" w:eastAsia="Courier New" w:hAnsi="Courier New"/>
+          <w:color w:val="cccccc"/>
+          <w:sz w:val="21"/>
+          <w:szCs w:val="21"/>
+          <w:rtl w:val="0"/>
+        </w:rPr>
+        <w:t xml:space="preserve">(</w:t>
+      </w:r>
+      <w:r>
+        <w:rPr>
+          <w:rFonts w:ascii="Courier New" w:cs="Courier New" w:eastAsia="Courier New" w:hAnsi="Courier New"/>
+          <w:color w:val="569cd6"/>
+          <w:sz w:val="21"/>
+          <w:szCs w:val="21"/>
+          <w:rtl w:val="0"/>
+        </w:rPr>
+        <w:t xml:space="preserve">f</w:t>
+      </w:r>
+      <w:r>
+        <w:rPr>
+          <w:rFonts w:ascii="Courier New" w:cs="Courier New" w:eastAsia="Courier New" w:hAnsi="Courier New"/>
+          <w:color w:val="ce9178"/>
+          <w:sz w:val="21"/>
+          <w:szCs w:val="21"/>
+          <w:rtl w:val="0"/>
+        </w:rPr>
+        <w:t xml:space="preserve">"</w:t>
+      </w:r>
+      <w:r>
+        <w:rPr>
+          <w:rFonts w:ascii="Courier New" w:cs="Courier New" w:eastAsia="Courier New" w:hAnsi="Courier New"/>
+          <w:color w:val="d7ba7d"/>
+          <w:sz w:val="21"/>
+          <w:szCs w:val="21"/>
+          <w:rtl w:val="0"/>
+        </w:rPr>
+        <w:t xml:space="preserve">\n\n</w:t>
+      </w:r>
+      <w:r>
+        <w:rPr>
+          <w:rFonts w:ascii="Courier New" w:cs="Courier New" w:eastAsia="Courier New" w:hAnsi="Courier New"/>
+          <w:color w:val="ce9178"/>
+          <w:sz w:val="21"/>
+          <w:szCs w:val="21"/>
+          <w:rtl w:val="0"/>
+        </w:rPr>
+        <w:t xml:space="preserve">Accuracy: </w:t>
+      </w:r>
+      <w:r>
+        <w:rPr>
+          <w:rFonts w:ascii="Courier New" w:cs="Courier New" w:eastAsia="Courier New" w:hAnsi="Courier New"/>
+          <w:color w:val="569cd6"/>
+          <w:sz w:val="21"/>
+          <w:szCs w:val="21"/>
+          <w:rtl w:val="0"/>
+        </w:rPr>
+        <w:t xml:space="preserve">{</w:t>
+      </w:r>
+      <w:r>
+        <w:rPr>
+          <w:rFonts w:ascii="Courier New" w:cs="Courier New" w:eastAsia="Courier New" w:hAnsi="Courier New"/>
+          <w:color w:val="9cdcfe"/>
+          <w:sz w:val="21"/>
+          <w:szCs w:val="21"/>
+          <w:rtl w:val="0"/>
+        </w:rPr>
+        <w:t xml:space="preserve">accuracy</w:t>
+      </w:r>
+      <w:r>
+        <w:rPr>
+          <w:rFonts w:ascii="Courier New" w:cs="Courier New" w:eastAsia="Courier New" w:hAnsi="Courier New"/>
+          <w:color w:val="569cd6"/>
+          <w:sz w:val="21"/>
+          <w:szCs w:val="21"/>
+          <w:rtl w:val="0"/>
+        </w:rPr>
+        <w:t xml:space="preserve">:.4f}</w:t>
+      </w:r>
+      <w:r>
+        <w:rPr>
+          <w:rFonts w:ascii="Courier New" w:cs="Courier New" w:eastAsia="Courier New" w:hAnsi="Courier New"/>
+          <w:color w:val="ce9178"/>
+          <w:sz w:val="21"/>
+          <w:szCs w:val="21"/>
+          <w:rtl w:val="0"/>
+        </w:rPr>
+        <w:t xml:space="preserve">"</w:t>
+      </w:r>
+      <w:r>
+        <w:rPr>
+          <w:rFonts w:ascii="Courier New" w:cs="Courier New" w:eastAsia="Courier New" w:hAnsi="Courier New"/>
+          <w:color w:val="cccccc"/>
+          <w:sz w:val="21"/>
+          <w:szCs w:val="21"/>
+          <w:rtl w:val="0"/>
+        </w:rPr>
+        <w:t xml:space="preserve">)</w:t>
+      </w:r>
+    </w:p>
+    <w:p>
+      <w:pPr>
+        <w:rPr>
+          <w:rFonts w:ascii="Times New Roman" w:cs="Times New Roman" w:eastAsia="Times New Roman" w:hAnsi="Times New Roman"/>
+        </w:rPr>
+      </w:pPr>
+      <w:r>
+        <w:rPr>
+          <w:rtl w:val="0"/>
+        </w:rPr>
+      </w:r>
+    </w:p>
+    <w:p>
+      <w:pPr>
+        <w:rPr>
+          <w:rFonts w:ascii="Times New Roman" w:cs="Times New Roman" w:eastAsia="Times New Roman" w:hAnsi="Times New Roman"/>
+        </w:rPr>
+      </w:pPr>
+      <w:r>
+        <w:rPr>
+          <w:rFonts w:ascii="Times New Roman" w:cs="Times New Roman" w:eastAsia="Times New Roman" w:hAnsi="Times New Roman"/>
+          <w:rtl w:val="0"/>
+        </w:rPr>
+        <w:t xml:space="preserve">Confusion Matrix:</w:t>
+      </w:r>
+    </w:p>
+    <w:p>
+      <w:pPr>
+        <w:rPr>
+          <w:rFonts w:ascii="Times New Roman" w:cs="Times New Roman" w:eastAsia="Times New Roman" w:hAnsi="Times New Roman"/>
+        </w:rPr>
+      </w:pPr>
+      <w:r>
+        <w:rPr>
+          <w:rFonts w:ascii="Times New Roman" w:cs="Times New Roman" w:eastAsia="Times New Roman" w:hAnsi="Times New Roman"/>
+          <w:rtl w:val="0"/>
+        </w:rPr>
+        <w:t xml:space="preserve">[[75,  0,  0,  0,  0,  0,  0],</w:t>
+      </w:r>
+    </w:p>
+    <w:p>
+      <w:pPr>
+        <w:rPr>
+          <w:rFonts w:ascii="Times New Roman" w:cs="Times New Roman" w:eastAsia="Times New Roman" w:hAnsi="Times New Roman"/>
+        </w:rPr>
+      </w:pPr>
+      <w:r>
+        <w:rPr>
+          <w:rFonts w:ascii="Times New Roman" w:cs="Times New Roman" w:eastAsia="Times New Roman" w:hAnsi="Times New Roman"/>
+          <w:rtl w:val="0"/>
+        </w:rPr>
+        <w:t xml:space="preserve"> [ 0, 66,  0,  2,  5,  0,  2],</w:t>
+      </w:r>
+    </w:p>
+    <w:p>
+      <w:pPr>
+        <w:rPr>
+          <w:rFonts w:ascii="Times New Roman" w:cs="Times New Roman" w:eastAsia="Times New Roman" w:hAnsi="Times New Roman"/>
+        </w:rPr>
+      </w:pPr>
+      <w:r>
+        <w:rPr>
+          <w:rFonts w:ascii="Times New Roman" w:cs="Times New Roman" w:eastAsia="Times New Roman" w:hAnsi="Times New Roman"/>
+          <w:rtl w:val="0"/>
+        </w:rPr>
+        <w:t xml:space="preserve"> [ 0,  1, 53,  1,  5,  1, 14],</w:t>
+      </w:r>
+    </w:p>
+    <w:p>
+      <w:pPr>
+        <w:rPr>
+          <w:rFonts w:ascii="Times New Roman" w:cs="Times New Roman" w:eastAsia="Times New Roman" w:hAnsi="Times New Roman"/>
+        </w:rPr>
+      </w:pPr>
+      <w:r>
+        <w:rPr>
+          <w:rFonts w:ascii="Times New Roman" w:cs="Times New Roman" w:eastAsia="Times New Roman" w:hAnsi="Times New Roman"/>
+          <w:rtl w:val="0"/>
+        </w:rPr>
+        <w:t xml:space="preserve"> [ 0,  5,  0, 64,  0,  2,  4],</w:t>
+      </w:r>
+    </w:p>
+    <w:p>
+      <w:pPr>
+        <w:rPr>
+          <w:rFonts w:ascii="Times New Roman" w:cs="Times New Roman" w:eastAsia="Times New Roman" w:hAnsi="Times New Roman"/>
+        </w:rPr>
+      </w:pPr>
+      <w:r>
+        <w:rPr>
+          <w:rFonts w:ascii="Times New Roman" w:cs="Times New Roman" w:eastAsia="Times New Roman" w:hAnsi="Times New Roman"/>
+          <w:rtl w:val="0"/>
+        </w:rPr>
+        <w:t xml:space="preserve"> [ 0,  1,  0,  0, 73,  0,  1],</w:t>
+      </w:r>
+    </w:p>
+    <w:p>
+      <w:pPr>
+        <w:rPr>
+          <w:rFonts w:ascii="Times New Roman" w:cs="Times New Roman" w:eastAsia="Times New Roman" w:hAnsi="Times New Roman"/>
+        </w:rPr>
+      </w:pPr>
+      <w:r>
+        <w:rPr>
+          <w:rFonts w:ascii="Times New Roman" w:cs="Times New Roman" w:eastAsia="Times New Roman" w:hAnsi="Times New Roman"/>
+          <w:rtl w:val="0"/>
+        </w:rPr>
+        <w:t xml:space="preserve"> [ 0,  0,  0,  0,  0, 75,  0],</w:t>
+      </w:r>
+    </w:p>
+    <w:p>
+      <w:pPr>
+        <w:rPr>
+          <w:rFonts w:ascii="Times New Roman" w:cs="Times New Roman" w:eastAsia="Times New Roman" w:hAnsi="Times New Roman"/>
+        </w:rPr>
+      </w:pPr>
+      <w:r>
+        <w:rPr>
+          <w:rFonts w:ascii="Times New Roman" w:cs="Times New Roman" w:eastAsia="Times New Roman" w:hAnsi="Times New Roman"/>
+          <w:rtl w:val="0"/>
+        </w:rPr>
+        <w:t xml:space="preserve"> [ 0,  1,  1,  0,  1,  0, 72]]</w:t>
+      </w:r>
+    </w:p>
+    <w:p>
+      <w:pPr>
+        <w:rPr>
+          <w:rFonts w:ascii="Times New Roman" w:cs="Times New Roman" w:eastAsia="Times New Roman" w:hAnsi="Times New Roman"/>
+        </w:rPr>
+      </w:pPr>
+      <w:r>
+        <w:rPr>
+          <w:rtl w:val="0"/>
+        </w:rPr>
+      </w:r>
+    </w:p>
+    <w:p>
+      <w:pPr>
+        <w:rPr>
+          <w:rFonts w:ascii="Times New Roman" w:cs="Times New Roman" w:eastAsia="Times New Roman" w:hAnsi="Times New Roman"/>
+        </w:rPr>
+      </w:pPr>
+      <w:r>
+        <w:rPr>
+          <w:rFonts w:ascii="Times New Roman" w:cs="Times New Roman" w:eastAsia="Times New Roman" w:hAnsi="Times New Roman"/>
+          <w:rtl w:val="0"/>
+        </w:rPr>
+        <w:t xml:space="preserve">Classification Report:</w:t>
+      </w:r>
+    </w:p>
+    <w:p>
+      <w:pPr>
+        <w:rPr>
+          <w:rFonts w:ascii="Times New Roman" w:cs="Times New Roman" w:eastAsia="Times New Roman" w:hAnsi="Times New Roman"/>
+        </w:rPr>
+      </w:pPr>
+      <w:r>
+        <w:rPr>
+          <w:rFonts w:ascii="Times New Roman" w:cs="Times New Roman" w:eastAsia="Times New Roman" w:hAnsi="Times New Roman"/>
+          <w:rtl w:val="0"/>
+        </w:rPr>
+        <w:t xml:space="preserve">                      precision    recall  f1-score   support</w:t>
+      </w:r>
+    </w:p>
+    <w:p>
+      <w:pPr>
+        <w:rPr>
+          <w:rFonts w:ascii="Times New Roman" w:cs="Times New Roman" w:eastAsia="Times New Roman" w:hAnsi="Times New Roman"/>
+        </w:rPr>
+      </w:pPr>
+      <w:r>
+        <w:rPr>
+          <w:rtl w:val="0"/>
+        </w:rPr>
+      </w:r>
+    </w:p>
+    <w:p>
+      <w:pPr>
+        <w:rPr>
+          <w:rFonts w:ascii="Times New Roman" w:cs="Times New Roman" w:eastAsia="Times New Roman" w:hAnsi="Times New Roman"/>
+        </w:rPr>
+      </w:pPr>
+      <w:r>
+        <w:rPr>
+          <w:rFonts w:ascii="Times New Roman" w:cs="Times New Roman" w:eastAsia="Times New Roman" w:hAnsi="Times New Roman"/>
+          <w:rtl w:val="0"/>
+        </w:rPr>
+        <w:t xml:space="preserve">        Early Blight       </w:t>
+        <w:tab/>
+        <w:t xml:space="preserve">1.00      1.00      1.00        75</w:t>
+      </w:r>
+    </w:p>
+    <w:p>
+      <w:pPr>
+        <w:rPr>
+          <w:rFonts w:ascii="Times New Roman" w:cs="Times New Roman" w:eastAsia="Times New Roman" w:hAnsi="Times New Roman"/>
+        </w:rPr>
+      </w:pPr>
+      <w:r>
+        <w:rPr>
+          <w:rFonts w:ascii="Times New Roman" w:cs="Times New Roman" w:eastAsia="Times New Roman" w:hAnsi="Times New Roman"/>
+          <w:rtl w:val="0"/>
+        </w:rPr>
+        <w:t xml:space="preserve">     Fungal Diseases       </w:t>
+        <w:tab/>
+        <w:t xml:space="preserve">0.89      0.88      0.89        75</w:t>
+      </w:r>
+    </w:p>
+    <w:p>
+      <w:pPr>
+        <w:rPr>
+          <w:rFonts w:ascii="Times New Roman" w:cs="Times New Roman" w:eastAsia="Times New Roman" w:hAnsi="Times New Roman"/>
+        </w:rPr>
+      </w:pPr>
+      <w:r>
+        <w:rPr>
+          <w:rFonts w:ascii="Times New Roman" w:cs="Times New Roman" w:eastAsia="Times New Roman" w:hAnsi="Times New Roman"/>
+          <w:rtl w:val="0"/>
+        </w:rPr>
+        <w:t xml:space="preserve">             Healthy       </w:t>
+        <w:tab/>
+        <w:t xml:space="preserve">0.98      0.71      0.82        75</w:t>
+      </w:r>
+    </w:p>
+    <w:p>
+      <w:pPr>
+        <w:rPr>
+          <w:rFonts w:ascii="Times New Roman" w:cs="Times New Roman" w:eastAsia="Times New Roman" w:hAnsi="Times New Roman"/>
+        </w:rPr>
+      </w:pPr>
+      <w:r>
+        <w:rPr>
+          <w:rFonts w:ascii="Times New Roman" w:cs="Times New Roman" w:eastAsia="Times New Roman" w:hAnsi="Times New Roman"/>
+          <w:rtl w:val="0"/>
+        </w:rPr>
+        <w:t xml:space="preserve">         Late Blight       </w:t>
+        <w:tab/>
+        <w:t xml:space="preserve">0.96      0.85      0.90        75</w:t>
+      </w:r>
+    </w:p>
+    <w:p>
+      <w:pPr>
+        <w:rPr>
+          <w:rFonts w:ascii="Times New Roman" w:cs="Times New Roman" w:eastAsia="Times New Roman" w:hAnsi="Times New Roman"/>
+        </w:rPr>
+      </w:pPr>
+      <w:r>
+        <w:rPr>
+          <w:rFonts w:ascii="Times New Roman" w:cs="Times New Roman" w:eastAsia="Times New Roman" w:hAnsi="Times New Roman"/>
+          <w:rtl w:val="0"/>
+        </w:rPr>
+        <w:t xml:space="preserve">         Plant Pests       </w:t>
+        <w:tab/>
+        <w:t xml:space="preserve">0.87      0.97      0.92        75</w:t>
+      </w:r>
+    </w:p>
+    <w:p>
+      <w:pPr>
+        <w:rPr>
+          <w:rFonts w:ascii="Times New Roman" w:cs="Times New Roman" w:eastAsia="Times New Roman" w:hAnsi="Times New Roman"/>
+        </w:rPr>
+      </w:pPr>
+      <w:r>
+        <w:rPr>
+          <w:rFonts w:ascii="Times New Roman" w:cs="Times New Roman" w:eastAsia="Times New Roman" w:hAnsi="Times New Roman"/>
+          <w:rtl w:val="0"/>
+        </w:rPr>
+        <w:t xml:space="preserve">Potato Cyst Nematode   0.96      1.00      0.98        75</w:t>
+      </w:r>
+    </w:p>
+    <w:p>
+      <w:pPr>
+        <w:rPr>
+          <w:rFonts w:ascii="Times New Roman" w:cs="Times New Roman" w:eastAsia="Times New Roman" w:hAnsi="Times New Roman"/>
+        </w:rPr>
+      </w:pPr>
+      <w:r>
+        <w:rPr>
+          <w:rFonts w:ascii="Times New Roman" w:cs="Times New Roman" w:eastAsia="Times New Roman" w:hAnsi="Times New Roman"/>
+          <w:rtl w:val="0"/>
+        </w:rPr>
+        <w:t xml:space="preserve">        Potato Virus      </w:t>
+        <w:tab/>
+        <w:t xml:space="preserve">0.77      0.96      0.86        75</w:t>
+      </w:r>
+    </w:p>
+    <w:p>
+      <w:pPr>
+        <w:rPr>
+          <w:rFonts w:ascii="Times New Roman" w:cs="Times New Roman" w:eastAsia="Times New Roman" w:hAnsi="Times New Roman"/>
+        </w:rPr>
+      </w:pPr>
+      <w:r>
+        <w:rPr>
+          <w:rtl w:val="0"/>
+        </w:rPr>
+      </w:r>
+    </w:p>
+    <w:p>
+      <w:pPr>
+        <w:rPr>
+          <w:rFonts w:ascii="Times New Roman" w:cs="Times New Roman" w:eastAsia="Times New Roman" w:hAnsi="Times New Roman"/>
+        </w:rPr>
+      </w:pPr>
+      <w:r>
+        <w:rPr>
+          <w:rFonts w:ascii="Times New Roman" w:cs="Times New Roman" w:eastAsia="Times New Roman" w:hAnsi="Times New Roman"/>
+          <w:rtl w:val="0"/>
+        </w:rPr>
+        <w:t xml:space="preserve">Accuracy: 0.9105</w:t>
+      </w:r>
+    </w:p>
+    <w:p>
+      <w:pPr>
+        <w:rPr>
+          <w:rFonts w:ascii="Times New Roman" w:cs="Times New Roman" w:eastAsia="Times New Roman" w:hAnsi="Times New Roman"/>
+        </w:rPr>
+      </w:pPr>
+      <w:r>
+        <w:rPr>
+          <w:rtl w:val="0"/>
+        </w:rPr>
+      </w:r>
+    </w:p>
+    <w:p>
+      <w:pPr>
+        <w:rPr>
+          <w:rFonts w:ascii="Times New Roman" w:cs="Times New Roman" w:eastAsia="Times New Roman" w:hAnsi="Times New Roman"/>
+        </w:rPr>
+      </w:pPr>
+      <w:r>
+        <w:rPr>
+          <w:rFonts w:ascii="Times New Roman" w:cs="Times New Roman" w:eastAsia="Times New Roman" w:hAnsi="Times New Roman"/>
+          <w:rtl w:val="0"/>
+        </w:rPr>
+        <w:t xml:space="preserve">Tak jak dla modelu sprawdzanego zaraz po zakończeniu trenowania, tak i dla wczytanego modelu accuracy wyniosło 91,05%. Skoro model zwrócił ten sam wynik dla tych samych danych, oznacza to, że został poprawnie załadowany.</w:t>
+      </w:r>
       <w:r>
         <w:rPr>
           <w:rtl w:val="0"/>
